--- a/resources/templates/disposition-template.docx
+++ b/resources/templates/disposition-template.docx
@@ -1960,7 +1960,7 @@
         <w:rPr>
           <w:rFonts w:ascii="Times New Roman" w:eastAsia="Calibri" w:hAnsi="Times New Roman" w:cs="Times New Roman"/>
         </w:rPr>
-        <w:t>{{ACK_LIST}}</w:t>
+        <w:t>{{@ackListXml}}</w:t>
       </w:r>
     </w:p>
     <w:sectPr>

--- a/resources/templates/disposition-template.docx
+++ b/resources/templates/disposition-template.docx
@@ -259,7 +259,7 @@
         <w:spacing w:after="0" w:line="240" w:lineRule="auto"/>
         <w:ind w:firstLine="709"/>
         <w:contextualSpacing/>
-        <w:jc w:val="both"/>
+        <w:jc w:val="left"/>
         <w:rPr>
           <w:rFonts w:ascii="Times New Roman" w:eastAsia="Calibri" w:hAnsi="Times New Roman" w:cs="Times New Roman"/>
           <w:sz w:val="20"/>
